--- a/companies/hollowell-ip/Engagements/Odonnell Inc/2019.05.16 - Kickoff Memo - Patent Portfolio Review.docx
+++ b/companies/hollowell-ip/Engagements/Odonnell Inc/2019.05.16 - Kickoff Memo - Patent Portfolio Review.docx
@@ -3,46 +3,40 @@
 <w:document xmlns:wpc="http://schemas.microsoft.com/office/word/2010/wordprocessingCanvas" xmlns:mo="http://schemas.microsoft.com/office/mac/office/2008/main" xmlns:mc="http://schemas.openxmlformats.org/markup-compatibility/2006" xmlns:mv="urn:schemas-microsoft-com:mac:vml" xmlns:o="urn:schemas-microsoft-com:office:office" xmlns:r="http://schemas.openxmlformats.org/officeDocument/2006/relationships" xmlns:m="http://schemas.openxmlformats.org/officeDocument/2006/math" xmlns:v="urn:schemas-microsoft-com:vml" xmlns:wp14="http://schemas.microsoft.com/office/word/2010/wordprocessingDrawing" xmlns:wp="http://schemas.openxmlformats.org/drawingml/2006/wordprocessingDrawing" xmlns:w10="urn:schemas-microsoft-com:office:word" xmlns:w="http://schemas.openxmlformats.org/wordprocessingml/2006/main" xmlns:w14="http://schemas.microsoft.com/office/word/2010/wordml" xmlns:wpg="http://schemas.microsoft.com/office/word/2010/wordprocessingGroup" xmlns:wpi="http://schemas.microsoft.com/office/word/2010/wordprocessingInk" xmlns:wne="http://schemas.microsoft.com/office/word/2006/wordml" xmlns:wps="http://schemas.microsoft.com/office/word/2010/wordprocessingShape" mc:Ignorable="w14 wp14">
   <w:body>
     <w:p>
-      <w:pPr>
-        <w:pStyle w:val="Heading1"/>
-      </w:pPr>
       <w:r>
-        <w:t>Memorandum</w:t>
+        <w:t>To: Heather Munoz, Amanda Schwartz</w:t>
+        <w:br/>
+        <w:t>From: Kelly Snyder</w:t>
+        <w:br/>
+        <w:t>Re: Odonnell Inc patent portfolio review, kickoff and docket</w:t>
       </w:r>
     </w:p>
     <w:p>
       <w:r>
-        <w:t>To: Heather Munoz, Amanda Schwartz</w:t>
+        <w:t>This opens the Odonnell Inc portfolio review and sets the work for the first weeks. The engagement is a family-by-family review of the portfolio: reconcile the docketed dates against the office record, check the prosecution history and the current claim scope, and flag anything coming due. We are engaged as of May 13, 2019, and the docket is the first priority.</w:t>
       </w:r>
     </w:p>
     <w:p>
       <w:r>
-        <w:t>Cc: Sharon Woods</w:t>
+        <w:t>Before any substantive review, two constraints hold. No date can slip while we get organized, and every conclusion has to trace to the office record rather than to a prior summary. Keep both in mind as you work.</w:t>
       </w:r>
     </w:p>
     <w:p>
       <w:r>
-        <w:t>From: Kelly Snyder</w:t>
+        <w:t>The scope is the existing portfolio only. We are not prosecuting new filings or responding to office actions under this engagement; if the review turns up something that needs either, it goes to Heather Munoz and then to Odonnell Inc as a separate question, not into this work. The output is a single written review, organized family by family, that the client can act on. Keep your notes in that structure from the start, so assembling the review at the end is collation and not reconstruction.</w:t>
       </w:r>
     </w:p>
     <w:p>
       <w:r>
-        <w:t>Re: Kickoff, Patent Portfolio Review for Odonnell Inc</w:t>
+        <w:t>One master date list governs the work. I keep it, it lives on the matter docket, and every date any of us relies on has to be on it and reconciled against the office record. If a date is not on the list, treat it as unconfirmed and check it before you act.</w:t>
       </w:r>
     </w:p>
     <w:p>
+      <w:pPr>
+        <w:pStyle w:val="Heading2"/>
+      </w:pPr>
       <w:r>
-        <w:t>Privileged and confidential. Attorney work product.</w:t>
-      </w:r>
-    </w:p>
-    <w:p>
-      <w:r>
-        <w:t>The letter is countersigned. Our client is Odonnell Inc and our contact is Gary Smith, General Manager. Work commences May 13, 2019 and the review runs roughly seven months. The objective is narrow and I would like it to stay that way: for every family in the portfolio, establish what is actually on file, what the claims actually cover against the products the client designates, what options remain open, and by what date each option closes. Nothing goes out as a conclusion until the record carries it. Below is how the work divides and what happens first.</w:t>
-      </w:r>
-    </w:p>
-    <w:p>
-      <w:r>
-        <w:t>One framing note before the workstreams. This is a review, not a rescue. We were not brought in because something has gone wrong, and the temptation in a portfolio review is to find something in order to justify the exercise. Resist it. The deliverable is an accurate account of the portfolio, family by family, and an accurate account is allowed to conclude that a family is in good order. The scope is fixed by the letter: no new applications, no third-party validity or infringement work, no freedom-to-operate. If the record pulls you toward any of those, stop and bring it to Heather Munoz. It gets added by an amendment or it does not get done.</w:t>
+        <w:t>Lines of Work</w:t>
       </w:r>
     </w:p>
     <w:p>
@@ -50,7 +44,7 @@
         <w:pStyle w:val="ListBullet"/>
       </w:pPr>
       <w:r>
-        <w:t>File histories. Pull the official file for every family, reconstruct the prosecution record, and confirm the chain of title and recorded assignments. Gaps get listed, not filled by inference. I own this.</w:t>
+        <w:t>1. Docket audit. Kelly Snyder pulls every family in the portfolio and reconciles each docketed date against the office record. Any discrepancy is logged the day it is found, with the source noted so a second reader can confirm it. The audit closes only when every family reconciles.</w:t>
       </w:r>
     </w:p>
     <w:p>
@@ -58,7 +52,7 @@
         <w:pStyle w:val="ListBullet"/>
       </w:pPr>
       <w:r>
-        <w:t>Docket reconstruction. Every date in the portfolio, entered, confirmed, and cross-checked against what the client believes is docketed. Where the two disagree, ours governs until the file says otherwise. Sharon Woods owns this and it is the workstream that gates everything else.</w:t>
+        <w:t>2. File-history reconciliation. Amanda Schwartz works through the prosecution histories family by family, confirms the current claim set, and flags gaps or missing documents for retrieval. She starts with the larger families, where the histories are longest. Missing documents are logged and requested the same week.</w:t>
       </w:r>
     </w:p>
     <w:p>
@@ -66,7 +60,7 @@
         <w:pStyle w:val="ListBullet"/>
       </w:pPr>
       <w:r>
-        <w:t>Claim mapping. Claim-by-claim comparison against the product designations, family by family, with the failure modes called out rather than smoothed over. Amanda Schwartz owns this.</w:t>
+        <w:t>3. Substantive review. Heather Munoz reviews each family for claim scope and prosecution posture, in the order the docket sets, and owns what we conclude. Nothing about scope is treated as settled until she has read the file. A family is not marked done until her notes are in.</w:t>
       </w:r>
     </w:p>
     <w:p>
@@ -74,7 +68,15 @@
         <w:pStyle w:val="ListBullet"/>
       </w:pPr>
       <w:r>
-        <w:t>Family-level position. Where continuation and divisional practice remains available, whether the family reads as one argument or a stack of unrelated files, and what a reasonable next filing would be. Heather Munoz owns this and signs the findings.</w:t>
+        <w:t>4. Client updates. Status goes to Gary Smith against the matter on a regular cadence, and every note is tied to the family it concerns. Any date at risk is reported the day we see it, not at the next scheduled update. We keep the client current even in the weeks the news is thin.</w:t>
+      </w:r>
+    </w:p>
+    <w:p>
+      <w:pPr>
+        <w:pStyle w:val="Heading2"/>
+      </w:pPr>
+      <w:r>
+        <w:t>The First Two Weeks</w:t>
       </w:r>
     </w:p>
     <w:p>
@@ -82,22 +84,36 @@
         <w:pStyle w:val="ListBullet"/>
       </w:pPr>
       <w:r>
-        <w:t>Client reporting. Short written updates against the matter docket, plus the periodic report to Gary Smith. I own this.</w:t>
+        <w:t>1. Kelly Snyder completes the docket audit for the full portfolio and circulates the reconciled list of dates, marking any that are close. Discrepancies go on the list with the office record cited.</w:t>
+      </w:r>
+    </w:p>
+    <w:p>
+      <w:pPr>
+        <w:pStyle w:val="ListBullet"/>
+      </w:pPr>
+      <w:r>
+        <w:t>2. Amanda Schwartz begins the file histories with the largest family and reports gaps as she finds them, so retrieval starts before the review reaches that family.</w:t>
+      </w:r>
+    </w:p>
+    <w:p>
+      <w:pPr>
+        <w:pStyle w:val="ListBullet"/>
+      </w:pPr>
+      <w:r>
+        <w:t>3. Heather Munoz sets the review order against the docket once the audit is in, urgent families first, and circulates the sequence to the team.</w:t>
+      </w:r>
+    </w:p>
+    <w:p>
+      <w:pPr>
+        <w:pStyle w:val="ListBullet"/>
+      </w:pPr>
+      <w:r>
+        <w:t>4. We confirm the standing update slot and the format with Gary Smith, so the client cadence is set from the start and the first status goes out on time.</w:t>
       </w:r>
     </w:p>
     <w:p>
       <w:r>
-        <w:t>Next steps. I send the document request to the client this week and I want it answered in writing, not on a call. Sharon Woods opens the docket the day work commences and circulates the first date list; if anything in it surprises you, say so that week and not in September. Amanda Schwartz does not start the claim mapping until the file histories for a family are complete, because mapping against a record we have not finished reading is how a review produces a confident wrong answer. Heather Munoz reads everything before it reaches Gary Smith.</w:t>
-      </w:r>
-    </w:p>
-    <w:p>
-      <w:r>
-        <w:t>On the client side, expect the document request to come back incomplete the first time. It usually does, and it is not evidence of anything except that the materials sit with several people. We ask twice, in writing, and we do not treat an absent document as a missing document until we have looked in the official file ourselves. What we cannot find in either place gets listed as a gap in the findings, with the search we ran, so the reader knows the limits of what we looked at.</w:t>
-      </w:r>
-    </w:p>
-    <w:p>
-      <w:r>
-        <w:t>Two standing rules for this matter. Flag your own uncertainty in the internal file rather than waiting for it to resolve, and put every client instruction that touches a date in writing back to them. The matter folder is restricted to the four of us and the Managing Partner. Keep it that way.</w:t>
+        <w:t>Keep everything on the matter docket, including internal notes and any call with the client. If a date looks wrong or tight, raise it the same day rather than holding it for the next scheduled check. I will reconcile the master date list against the office record each week until the audit is closed, and I will flag anything that has moved.</w:t>
       </w:r>
     </w:p>
     <w:sectPr>
